--- a/document/Casino_Simulator.docx
+++ b/document/Casino_Simulator.docx
@@ -7238,7 +7238,7 @@
                 <w:sz w:val="24"/>
                 <w:szCs w:val="24"/>
               </w:rPr>
-              <w:t>40</w:t>
+              <w:t>39</w:t>
             </w:r>
             <w:r>
               <w:rPr>
@@ -11911,7 +11911,7 @@
           <w:noProof/>
         </w:rPr>
         <w:drawing>
-          <wp:inline distT="0" distB="0" distL="0" distR="0" wp14:anchorId="22127F55" wp14:editId="2C2F425A">
+          <wp:inline distT="0" distB="0" distL="0" distR="0" wp14:anchorId="22127F55" wp14:editId="1D88994B">
             <wp:extent cx="5214395" cy="1471841"/>
             <wp:effectExtent l="0" t="0" r="5715" b="0"/>
             <wp:docPr id="2021841770" name="Hình ảnh 1"/>
@@ -14751,7 +14751,7 @@
           <w:noProof/>
         </w:rPr>
         <w:drawing>
-          <wp:inline distT="0" distB="0" distL="0" distR="0" wp14:anchorId="0DFDB3EB" wp14:editId="78533BEF">
+          <wp:inline distT="0" distB="0" distL="0" distR="0" wp14:anchorId="0DFDB3EB" wp14:editId="4F843240">
             <wp:extent cx="5943600" cy="3103245"/>
             <wp:effectExtent l="0" t="0" r="0" b="1905"/>
             <wp:docPr id="261984151" name="Hình ảnh 2"/>
@@ -15283,7 +15283,7 @@
           <w:noProof/>
         </w:rPr>
         <w:drawing>
-          <wp:inline distT="0" distB="0" distL="0" distR="0" wp14:anchorId="2FAF445A" wp14:editId="14F4399F">
+          <wp:inline distT="0" distB="0" distL="0" distR="0" wp14:anchorId="2FAF445A" wp14:editId="29C040D7">
             <wp:extent cx="5943600" cy="3103245"/>
             <wp:effectExtent l="0" t="0" r="0" b="1905"/>
             <wp:docPr id="10569341" name="Hình ảnh 1"/>
